--- a/src/OpenXmlHtml.Tests/WordBorderTests.BorderWithBackground.Net.verified.docx
+++ b/src/OpenXmlHtml.Tests/WordBorderTests.BorderWithBackground.Net.verified.docx
@@ -6,15 +6,15 @@
       <w:r>
         <w:rPr>
           <w:b/>
+          <w:bdr w:val="single" w:color="CCCCCC" w:sz="6" w:space="1"/>
           <w:shd w:val="clear" w:fill="FFFDE7"/>
-          <w:bdr w:val="single" w:color="CCCCCC" w:sz="6" w:space="1"/>
         </w:rPr>
         <w:t xml:space="preserve">Note:</w:t>
       </w:r>
       <w:r>
         <w:rPr>
+          <w:bdr w:val="single" w:color="CCCCCC" w:sz="6" w:space="1"/>
           <w:shd w:val="clear" w:fill="FFFDE7"/>
-          <w:bdr w:val="single" w:color="CCCCCC" w:sz="6" w:space="1"/>
         </w:rPr>
         <w:t xml:space="preserve"> This is a callout box with border and background.</w:t>
       </w:r>
